--- a/3학년 2학기/운영체제/과제 2/20221627.docx
+++ b/3학년 2학기/운영체제/과제 2/20221627.docx
@@ -601,7 +601,6 @@
       <w:pPr>
         <w:ind w:left="400"/>
         <w:rPr>
-          <w:rFonts w:hint="eastAsia"/>
           <w:bCs/>
           <w:color w:val="0070C0"/>
           <w:szCs w:val="20"/>
@@ -703,7 +702,22 @@
           <w:bCs/>
           <w:szCs w:val="20"/>
         </w:rPr>
-        <w:t>Blocked 상태의 스레드는 스스로 깨어날 수 없으므로, 매 틱마다 발생하는 타이머 인터럽트 핸들러가 현재 시간을 확인하여 기상 시간이 도래한 스레드들을 찾아낸다. 이후 해당 스레드를 수면 대기열에서 제거하고 상태를 Ready로 변경한 뒤 준비 큐에 삽입함으로써 스레드를 깨울 수 있다.</w:t>
+        <w:t xml:space="preserve">Blocked 상태의 스레드는 스스로 깨어날 수 없으므로, 매 틱마다 발생하는 타이머 인터럽트 핸들러가 현재 시간을 확인하여 기상 시간이 </w:t>
+      </w:r>
+      <w:r>
+        <w:rPr>
+          <w:rFonts w:hint="eastAsia"/>
+          <w:bCs/>
+          <w:szCs w:val="20"/>
+        </w:rPr>
+        <w:t>된</w:t>
+      </w:r>
+      <w:r>
+        <w:rPr>
+          <w:bCs/>
+          <w:szCs w:val="20"/>
+        </w:rPr>
+        <w:t xml:space="preserve"> 스레드들을 찾아낸다. 이후 해당 스레드를 수면 대기열에서 제거하고 상태를 Ready로 변경한 뒤 준비 큐에 삽입함으로써 스레드를 깨울 수 있다.</w:t>
       </w:r>
     </w:p>
     <w:p>
@@ -1001,7 +1015,6 @@
       <w:pPr>
         <w:ind w:left="400"/>
         <w:rPr>
-          <w:rFonts w:hint="eastAsia"/>
           <w:b/>
           <w:sz w:val="22"/>
           <w:szCs w:val="24"/>
@@ -1200,7 +1213,6 @@
         <w:pStyle w:val="a3"/>
         <w:ind w:leftChars="0" w:left="760"/>
         <w:rPr>
-          <w:rFonts w:hint="eastAsia"/>
           <w:bCs/>
           <w:szCs w:val="20"/>
         </w:rPr>
@@ -1291,7 +1303,6 @@
         <w:pStyle w:val="a3"/>
         <w:ind w:leftChars="0" w:left="760"/>
         <w:rPr>
-          <w:rFonts w:hint="eastAsia"/>
           <w:b/>
         </w:rPr>
       </w:pPr>
@@ -1348,7 +1359,6 @@
         <w:pStyle w:val="a3"/>
         <w:ind w:leftChars="0" w:left="1160"/>
         <w:rPr>
-          <w:rFonts w:hint="eastAsia"/>
           <w:bCs/>
           <w:color w:val="0070C0"/>
           <w:szCs w:val="20"/>
@@ -1426,7 +1436,6 @@
         <w:pStyle w:val="a3"/>
         <w:ind w:leftChars="0" w:left="1160"/>
         <w:rPr>
-          <w:rFonts w:hint="eastAsia"/>
           <w:bCs/>
           <w:color w:val="0070C0"/>
           <w:szCs w:val="20"/>
@@ -1514,7 +1523,6 @@
         <w:pStyle w:val="a3"/>
         <w:ind w:leftChars="0" w:left="1160"/>
         <w:rPr>
-          <w:rFonts w:hint="eastAsia"/>
           <w:bCs/>
           <w:color w:val="0070C0"/>
           <w:szCs w:val="20"/>
@@ -1679,7 +1687,6 @@
         <w:pStyle w:val="a3"/>
         <w:ind w:leftChars="600" w:left="1200"/>
         <w:rPr>
-          <w:rFonts w:hint="eastAsia"/>
           <w:bCs/>
           <w:szCs w:val="20"/>
         </w:rPr>
@@ -1934,7 +1941,6 @@
         <w:pStyle w:val="a3"/>
         <w:ind w:leftChars="600" w:left="1200"/>
         <w:rPr>
-          <w:rFonts w:hint="eastAsia"/>
           <w:bCs/>
           <w:szCs w:val="20"/>
         </w:rPr>
@@ -1956,15 +1962,7 @@
           <w:szCs w:val="20"/>
         </w:rPr>
         <w:lastRenderedPageBreak/>
-        <w:t xml:space="preserve">3. </w:t>
-      </w:r>
-      <w:r>
-        <w:rPr>
-          <w:b/>
-          <w:bCs/>
-          <w:szCs w:val="20"/>
-        </w:rPr>
-        <w:t>Advanced Scheduler 우선순위 계산 로직 구현</w:t>
+        <w:t>3. Advanced Scheduler 우선순위 계산 로직 구현</w:t>
       </w:r>
     </w:p>
     <w:p>
@@ -2013,7 +2011,6 @@
         <w:pStyle w:val="a3"/>
         <w:ind w:leftChars="600" w:left="1200"/>
         <w:rPr>
-          <w:rFonts w:hint="eastAsia"/>
           <w:bCs/>
           <w:szCs w:val="20"/>
         </w:rPr>
@@ -2090,7 +2087,6 @@
         <w:pStyle w:val="a3"/>
         <w:ind w:leftChars="600" w:left="1200"/>
         <w:rPr>
-          <w:rFonts w:hint="eastAsia"/>
           <w:bCs/>
           <w:szCs w:val="20"/>
         </w:rPr>
@@ -2200,7 +2196,6 @@
         <w:pStyle w:val="a3"/>
         <w:ind w:leftChars="600" w:left="1200"/>
         <w:rPr>
-          <w:rFonts w:hint="eastAsia"/>
           <w:bCs/>
           <w:szCs w:val="20"/>
         </w:rPr>
@@ -2315,7 +2310,6 @@
       <w:pPr>
         <w:ind w:left="400"/>
         <w:rPr>
-          <w:rFonts w:hint="eastAsia"/>
           <w:b/>
           <w:sz w:val="22"/>
           <w:szCs w:val="24"/>
@@ -2336,7 +2330,6 @@
       <w:pPr>
         <w:ind w:left="400"/>
         <w:rPr>
-          <w:rFonts w:hint="eastAsia"/>
           <w:b/>
           <w:sz w:val="22"/>
           <w:szCs w:val="24"/>
@@ -2395,7 +2388,6 @@
       <w:pPr>
         <w:pStyle w:val="a3"/>
         <w:rPr>
-          <w:rFonts w:hint="eastAsia"/>
           <w:b/>
           <w:szCs w:val="20"/>
         </w:rPr>
@@ -2412,14 +2404,188 @@
           <w:b/>
           <w:szCs w:val="20"/>
         </w:rPr>
+        <w:t xml:space="preserve"> Blocked 상태의 스레드 기상 흐름</w:t>
+      </w:r>
+    </w:p>
+    <w:p>
+      <w:pPr>
+        <w:pStyle w:val="a3"/>
+        <w:ind w:leftChars="500" w:left="1000"/>
+        <w:rPr>
+          <w:szCs w:val="20"/>
+        </w:rPr>
+      </w:pPr>
+      <w:r>
+        <w:rPr>
+          <w:szCs w:val="20"/>
+        </w:rPr>
+        <w:t xml:space="preserve">[타이머 인터럽트 발생] </w:t>
+      </w:r>
+    </w:p>
+    <w:p>
+      <w:pPr>
+        <w:pStyle w:val="a3"/>
+        <w:ind w:leftChars="500" w:left="1000"/>
+        <w:rPr>
+          <w:szCs w:val="20"/>
+        </w:rPr>
+      </w:pPr>
+      <w:r>
+        <w:rPr>
+          <w:szCs w:val="20"/>
+        </w:rPr>
+        <w:t xml:space="preserve">-&gt; [수면 리스트의 맨 앞 스레드 확인] </w:t>
+      </w:r>
+    </w:p>
+    <w:p>
+      <w:pPr>
+        <w:pStyle w:val="a3"/>
+        <w:ind w:leftChars="500" w:left="1000"/>
+        <w:rPr>
+          <w:szCs w:val="20"/>
+        </w:rPr>
+      </w:pPr>
+      <w:r>
+        <w:rPr>
+          <w:szCs w:val="20"/>
+        </w:rPr>
+        <w:t xml:space="preserve">-&gt; [현재 시간 &gt;= 기상 시간 조건 검사] </w:t>
+      </w:r>
+    </w:p>
+    <w:p>
+      <w:pPr>
+        <w:pStyle w:val="a3"/>
+        <w:ind w:leftChars="500" w:left="1000"/>
+        <w:rPr>
+          <w:szCs w:val="20"/>
+        </w:rPr>
+      </w:pPr>
+      <w:r>
+        <w:rPr>
+          <w:szCs w:val="20"/>
+        </w:rPr>
+        <w:t xml:space="preserve">-&gt; (조건 참) </w:t>
+      </w:r>
+    </w:p>
+    <w:p>
+      <w:pPr>
+        <w:pStyle w:val="a3"/>
+        <w:ind w:leftChars="700" w:left="1400"/>
+        <w:rPr>
+          <w:szCs w:val="20"/>
+        </w:rPr>
+      </w:pPr>
+      <w:r>
+        <w:rPr>
+          <w:szCs w:val="20"/>
+        </w:rPr>
+        <w:t xml:space="preserve">-&gt; [수면 리스트에서 스레드 제거] </w:t>
+      </w:r>
+    </w:p>
+    <w:p>
+      <w:pPr>
+        <w:pStyle w:val="a3"/>
+        <w:ind w:leftChars="700" w:left="1400"/>
+        <w:rPr>
+          <w:szCs w:val="20"/>
+        </w:rPr>
+      </w:pPr>
+      <w:r>
+        <w:rPr>
+          <w:szCs w:val="20"/>
+        </w:rPr>
+        <w:t xml:space="preserve">-&gt; [상태를 Ready로 변경 및 준비 큐 삽입] </w:t>
+      </w:r>
+    </w:p>
+    <w:p>
+      <w:pPr>
+        <w:pStyle w:val="a3"/>
+        <w:ind w:leftChars="700" w:left="1400"/>
+        <w:rPr>
+          <w:szCs w:val="20"/>
+        </w:rPr>
+      </w:pPr>
+      <w:r>
+        <w:rPr>
+          <w:szCs w:val="20"/>
+        </w:rPr>
+        <w:t xml:space="preserve">-&gt; [다음 스레드 확인을 위해 다시 조건 검사로 이동] </w:t>
+      </w:r>
+    </w:p>
+    <w:p>
+      <w:pPr>
+        <w:pStyle w:val="a3"/>
+        <w:ind w:leftChars="500" w:left="1000"/>
+        <w:rPr>
+          <w:szCs w:val="20"/>
+        </w:rPr>
+      </w:pPr>
+      <w:r>
+        <w:rPr>
+          <w:szCs w:val="20"/>
+        </w:rPr>
+        <w:t xml:space="preserve">-&gt; (조건 거짓) </w:t>
+      </w:r>
+    </w:p>
+    <w:p>
+      <w:pPr>
+        <w:pStyle w:val="a3"/>
+        <w:ind w:leftChars="700" w:left="1400"/>
+        <w:rPr>
+          <w:szCs w:val="20"/>
+        </w:rPr>
+      </w:pPr>
+      <w:r>
+        <w:rPr>
+          <w:szCs w:val="20"/>
+        </w:rPr>
+        <w:t>-&gt; [수면 리스트 검사 즉시 종료]</w:t>
+      </w:r>
+    </w:p>
+    <w:p>
+      <w:pPr>
+        <w:pStyle w:val="a3"/>
+        <w:rPr>
+          <w:szCs w:val="20"/>
+        </w:rPr>
+      </w:pPr>
+    </w:p>
+    <w:p>
+      <w:pPr>
+        <w:pStyle w:val="a3"/>
+        <w:rPr>
+          <w:b/>
+          <w:szCs w:val="20"/>
+        </w:rPr>
+      </w:pPr>
+      <w:r>
+        <w:rPr>
+          <w:b/>
+          <w:szCs w:val="20"/>
+        </w:rPr>
+        <w:t>2.</w:t>
+      </w:r>
+      <w:r>
+        <w:rPr>
+          <w:b/>
+          <w:szCs w:val="20"/>
+        </w:rPr>
         <w:t xml:space="preserve"> </w:t>
       </w:r>
       <w:r>
         <w:rPr>
-          <w:b/>
-          <w:szCs w:val="20"/>
-        </w:rPr>
-        <w:t>Blocked 상태의 스레드 기상 흐름</w:t>
+          <w:rFonts w:hint="eastAsia"/>
+          <w:b/>
+          <w:szCs w:val="20"/>
+        </w:rPr>
+        <w:t>고순위</w:t>
+      </w:r>
+      <w:r>
+        <w:rPr>
+          <w:b/>
+          <w:szCs w:val="20"/>
+        </w:rPr>
+        <w:t xml:space="preserve"> 스레드 진입 시 선점 흐름</w:t>
       </w:r>
     </w:p>
     <w:p>
@@ -2434,7 +2600,7 @@
         <w:rPr>
           <w:szCs w:val="20"/>
         </w:rPr>
-        <w:t xml:space="preserve">[타이머 인터럽트 발생] </w:t>
+        <w:t xml:space="preserve">[새로운 스레드가 준비 큐에 삽입됨] </w:t>
       </w:r>
     </w:p>
     <w:p>
@@ -2449,7 +2615,7 @@
         <w:rPr>
           <w:szCs w:val="20"/>
         </w:rPr>
-        <w:t xml:space="preserve">-&gt; [수면 리스트의 맨 앞 스레드 확인] </w:t>
+        <w:t xml:space="preserve">-&gt; [선점 검사 함수 호출] </w:t>
       </w:r>
     </w:p>
     <w:p>
@@ -2464,7 +2630,7 @@
         <w:rPr>
           <w:szCs w:val="20"/>
         </w:rPr>
-        <w:t xml:space="preserve">-&gt; [현재 시간 &gt;= 기상 시간 조건 검사] </w:t>
+        <w:t xml:space="preserve">-&gt; [현재 스레드 우선순위 &lt; 준비 큐 1등 우선순위 조건 검사] </w:t>
       </w:r>
     </w:p>
     <w:p>
@@ -2494,7 +2660,7 @@
         <w:rPr>
           <w:szCs w:val="20"/>
         </w:rPr>
-        <w:t xml:space="preserve">-&gt; [수면 리스트에서 스레드 제거] </w:t>
+        <w:t xml:space="preserve">-&gt; [현재 인터럽트 컨텍스트 내부인지 추가 검사] </w:t>
       </w:r>
     </w:p>
     <w:p>
@@ -2509,7 +2675,22 @@
         <w:rPr>
           <w:szCs w:val="20"/>
         </w:rPr>
-        <w:t xml:space="preserve">-&gt; [상태를 Ready로 변경 및 준비 큐 삽입] </w:t>
+        <w:t xml:space="preserve">-&gt; (인터럽트 내부임) </w:t>
+      </w:r>
+    </w:p>
+    <w:p>
+      <w:pPr>
+        <w:pStyle w:val="a3"/>
+        <w:ind w:leftChars="900" w:left="1800"/>
+        <w:rPr>
+          <w:szCs w:val="20"/>
+        </w:rPr>
+      </w:pPr>
+      <w:r>
+        <w:rPr>
+          <w:szCs w:val="20"/>
+        </w:rPr>
+        <w:t xml:space="preserve">-&gt; [인터럽트 반환 시 문맥 교환 발생 예약 플래그 설정] </w:t>
       </w:r>
     </w:p>
     <w:p>
@@ -2524,7 +2705,22 @@
         <w:rPr>
           <w:szCs w:val="20"/>
         </w:rPr>
-        <w:t xml:space="preserve">-&gt; [다음 스레드 확인을 위해 다시 조건 검사로 이동] </w:t>
+        <w:t xml:space="preserve">-&gt; (일반 흐름임) </w:t>
+      </w:r>
+    </w:p>
+    <w:p>
+      <w:pPr>
+        <w:pStyle w:val="a3"/>
+        <w:ind w:leftChars="900" w:left="1800"/>
+        <w:rPr>
+          <w:szCs w:val="20"/>
+        </w:rPr>
+      </w:pPr>
+      <w:r>
+        <w:rPr>
+          <w:szCs w:val="20"/>
+        </w:rPr>
+        <w:t xml:space="preserve">-&gt; [즉시 제어권 양보 함수 호출 및 문맥 교환] </w:t>
       </w:r>
     </w:p>
     <w:p>
@@ -2547,219 +2743,6 @@
         <w:pStyle w:val="a3"/>
         <w:ind w:leftChars="700" w:left="1400"/>
         <w:rPr>
-          <w:szCs w:val="20"/>
-        </w:rPr>
-      </w:pPr>
-      <w:r>
-        <w:rPr>
-          <w:szCs w:val="20"/>
-        </w:rPr>
-        <w:t>-&gt; [수면 리스트 검사 즉시 종료]</w:t>
-      </w:r>
-    </w:p>
-    <w:p>
-      <w:pPr>
-        <w:pStyle w:val="a3"/>
-        <w:rPr>
-          <w:szCs w:val="20"/>
-        </w:rPr>
-      </w:pPr>
-    </w:p>
-    <w:p>
-      <w:pPr>
-        <w:pStyle w:val="a3"/>
-        <w:rPr>
-          <w:rFonts w:hint="eastAsia"/>
-          <w:b/>
-          <w:szCs w:val="20"/>
-        </w:rPr>
-      </w:pPr>
-      <w:r>
-        <w:rPr>
-          <w:b/>
-          <w:szCs w:val="20"/>
-        </w:rPr>
-        <w:t>2.</w:t>
-      </w:r>
-      <w:r>
-        <w:rPr>
-          <w:b/>
-          <w:szCs w:val="20"/>
-        </w:rPr>
-        <w:t xml:space="preserve"> </w:t>
-      </w:r>
-      <w:r>
-        <w:rPr>
-          <w:rFonts w:hint="eastAsia"/>
-          <w:b/>
-          <w:szCs w:val="20"/>
-        </w:rPr>
-        <w:t>고순위</w:t>
-      </w:r>
-      <w:r>
-        <w:rPr>
-          <w:b/>
-          <w:szCs w:val="20"/>
-        </w:rPr>
-        <w:t xml:space="preserve"> 스레드 진입 시 선점 흐름</w:t>
-      </w:r>
-    </w:p>
-    <w:p>
-      <w:pPr>
-        <w:pStyle w:val="a3"/>
-        <w:ind w:leftChars="500" w:left="1000"/>
-        <w:rPr>
-          <w:szCs w:val="20"/>
-        </w:rPr>
-      </w:pPr>
-      <w:r>
-        <w:rPr>
-          <w:szCs w:val="20"/>
-        </w:rPr>
-        <w:t xml:space="preserve">[새로운 스레드가 준비 큐에 삽입됨] </w:t>
-      </w:r>
-    </w:p>
-    <w:p>
-      <w:pPr>
-        <w:pStyle w:val="a3"/>
-        <w:ind w:leftChars="500" w:left="1000"/>
-        <w:rPr>
-          <w:szCs w:val="20"/>
-        </w:rPr>
-      </w:pPr>
-      <w:r>
-        <w:rPr>
-          <w:szCs w:val="20"/>
-        </w:rPr>
-        <w:t xml:space="preserve">-&gt; [선점 검사 함수 호출] </w:t>
-      </w:r>
-    </w:p>
-    <w:p>
-      <w:pPr>
-        <w:pStyle w:val="a3"/>
-        <w:ind w:leftChars="500" w:left="1000"/>
-        <w:rPr>
-          <w:szCs w:val="20"/>
-        </w:rPr>
-      </w:pPr>
-      <w:r>
-        <w:rPr>
-          <w:szCs w:val="20"/>
-        </w:rPr>
-        <w:t xml:space="preserve">-&gt; [현재 스레드 우선순위 &lt; 준비 큐 1등 우선순위 조건 검사] </w:t>
-      </w:r>
-    </w:p>
-    <w:p>
-      <w:pPr>
-        <w:pStyle w:val="a3"/>
-        <w:ind w:leftChars="500" w:left="1000"/>
-        <w:rPr>
-          <w:szCs w:val="20"/>
-        </w:rPr>
-      </w:pPr>
-      <w:r>
-        <w:rPr>
-          <w:szCs w:val="20"/>
-        </w:rPr>
-        <w:t xml:space="preserve">-&gt; (조건 참) </w:t>
-      </w:r>
-    </w:p>
-    <w:p>
-      <w:pPr>
-        <w:pStyle w:val="a3"/>
-        <w:ind w:leftChars="700" w:left="1400"/>
-        <w:rPr>
-          <w:szCs w:val="20"/>
-        </w:rPr>
-      </w:pPr>
-      <w:r>
-        <w:rPr>
-          <w:szCs w:val="20"/>
-        </w:rPr>
-        <w:t xml:space="preserve">-&gt; [현재 인터럽트 컨텍스트 내부인지 추가 검사] </w:t>
-      </w:r>
-    </w:p>
-    <w:p>
-      <w:pPr>
-        <w:pStyle w:val="a3"/>
-        <w:ind w:leftChars="700" w:left="1400"/>
-        <w:rPr>
-          <w:szCs w:val="20"/>
-        </w:rPr>
-      </w:pPr>
-      <w:r>
-        <w:rPr>
-          <w:szCs w:val="20"/>
-        </w:rPr>
-        <w:t xml:space="preserve">-&gt; (인터럽트 내부임) </w:t>
-      </w:r>
-    </w:p>
-    <w:p>
-      <w:pPr>
-        <w:pStyle w:val="a3"/>
-        <w:ind w:leftChars="900" w:left="1800"/>
-        <w:rPr>
-          <w:szCs w:val="20"/>
-        </w:rPr>
-      </w:pPr>
-      <w:r>
-        <w:rPr>
-          <w:szCs w:val="20"/>
-        </w:rPr>
-        <w:t xml:space="preserve">-&gt; [인터럽트 반환 시 문맥 교환 발생 예약 플래그 설정] </w:t>
-      </w:r>
-    </w:p>
-    <w:p>
-      <w:pPr>
-        <w:pStyle w:val="a3"/>
-        <w:ind w:leftChars="700" w:left="1400"/>
-        <w:rPr>
-          <w:szCs w:val="20"/>
-        </w:rPr>
-      </w:pPr>
-      <w:r>
-        <w:rPr>
-          <w:szCs w:val="20"/>
-        </w:rPr>
-        <w:t xml:space="preserve">-&gt; (일반 흐름임) </w:t>
-      </w:r>
-    </w:p>
-    <w:p>
-      <w:pPr>
-        <w:pStyle w:val="a3"/>
-        <w:ind w:leftChars="900" w:left="1800"/>
-        <w:rPr>
-          <w:szCs w:val="20"/>
-        </w:rPr>
-      </w:pPr>
-      <w:r>
-        <w:rPr>
-          <w:szCs w:val="20"/>
-        </w:rPr>
-        <w:t xml:space="preserve">-&gt; [즉시 제어권 양보 함수 호출 및 문맥 교환] </w:t>
-      </w:r>
-    </w:p>
-    <w:p>
-      <w:pPr>
-        <w:pStyle w:val="a3"/>
-        <w:ind w:leftChars="500" w:left="1000"/>
-        <w:rPr>
-          <w:szCs w:val="20"/>
-        </w:rPr>
-      </w:pPr>
-      <w:r>
-        <w:rPr>
-          <w:szCs w:val="20"/>
-        </w:rPr>
-        <w:t xml:space="preserve">-&gt; (조건 거짓) </w:t>
-      </w:r>
-    </w:p>
-    <w:p>
-      <w:pPr>
-        <w:pStyle w:val="a3"/>
-        <w:ind w:leftChars="700" w:left="1400"/>
-        <w:rPr>
-          <w:rFonts w:hint="eastAsia"/>
           <w:szCs w:val="20"/>
         </w:rPr>
       </w:pPr>
@@ -2866,8 +2849,6 @@
         </w:rPr>
         <w:t>알고리즘 등을 명확히 서술할 것)</w:t>
       </w:r>
-      <w:bookmarkStart w:id="0" w:name="_GoBack"/>
-      <w:bookmarkEnd w:id="0"/>
     </w:p>
     <w:p>
       <w:pPr>
@@ -2979,16 +2960,40 @@
         <w:ind w:leftChars="0"/>
       </w:pPr>
       <w:r>
-        <w:t>Blocked 상태의 스레드를 어떻게 깨울 수 있는지에 대한 구현 스레드가 지정된 시간 동안 수면 상태에 들어가야 할 때 기존의 바쁜 대기 루프를 제거하였다. 대신 인터럽트를 비활성화하여 임계 구역을 형성한 뒤 구조체 내부에 언제 깨어나야 할지를 기록하고, 스레드를 잠든 스레드들의 보관용 리스트에 자체 내장 함수인 list_insert_ordered를 사용하여 기상 시간 오름차순으로 정렬 삽입하였다. 삽입 직후 스레드의 상태를 차단 상태로 변경하고 자원을 반납하도록 하였다. 타이머 인터럽트가 발생할 때마다 실행되는 함수에서는 잠든 스레드들의 리스트 맨 앞부터 검사한다. 리스트가 정렬되어 있으므로 현재 시간보다 기상 시간이 작거나 같은 스레드가 발견되면 내장 함수인 list_remove로 빼내고 상태를 해제시켜 준비 큐로 올린다. 아직 깰 시간이 되지 않은 스레드를 만나면 그 뒤의 스레드들은 검사할 필요가 없으므로 반복문을 즉시 탈출하도록 알고리즘을 최적화하였다.</w:t>
+        <w:t xml:space="preserve">Blocked 상태의 스레드를 어떻게 깨울 수 있는지에 대한 구현 </w:t>
       </w:r>
     </w:p>
     <w:p>
       <w:pPr>
         <w:pStyle w:val="a3"/>
         <w:ind w:leftChars="0" w:left="760"/>
-        <w:rPr>
-          <w:rFonts w:hint="eastAsia"/>
-        </w:rPr>
+      </w:pPr>
+      <w:r>
+        <w:rPr>
+          <w:rFonts w:hint="eastAsia"/>
+        </w:rPr>
+        <w:t xml:space="preserve"> </w:t>
+      </w:r>
+      <w:r>
+        <w:t xml:space="preserve">스레드가 지정된 시간 동안 수면 상태에 들어가야 할 때 기존의 바쁜 대기 루프를 제거하였다. 대신 인터럽트를 비활성화하여 임계 구역을 형성한 뒤 구조체 내부에 언제 깨어나야 할지를 기록하고, 스레드를 잠든 스레드들의 보관용 리스트에 자체 내장 함수인 list_insert_ordered를 사용하여 기상 시간 오름차순으로 정렬 삽입하였다. 삽입 직후 스레드의 상태를 차단 상태로 변경하고 자원을 반납하도록 하였다. </w:t>
+      </w:r>
+    </w:p>
+    <w:p>
+      <w:pPr>
+        <w:pStyle w:val="a3"/>
+        <w:ind w:leftChars="0" w:left="760"/>
+      </w:pPr>
+      <w:r>
+        <w:t xml:space="preserve"> </w:t>
+      </w:r>
+      <w:r>
+        <w:t>타이머 인터럽트가 발생할 때마다 실행되는 함수에서는 잠든 스레드들의 리스트 맨 앞부터 검사한다. 리스트가 정렬되어 있으므로 현재 시간보다 기상 시간이 작거나 같은 스레드가 발견되면 내장 함수인 list_remove로 빼내고 상태를 해제시켜 준비 큐로 올린다. 아직 깰 시간이 되지 않은 스레드를 만나면 그 뒤의 스레드들은 검사할 필요가 없으므로 반복문을 즉시 탈출하도록 알고리즘을 최적화하였다.</w:t>
+      </w:r>
+    </w:p>
+    <w:p>
+      <w:pPr>
+        <w:pStyle w:val="a3"/>
+        <w:ind w:leftChars="0" w:left="760"/>
       </w:pPr>
     </w:p>
     <w:p>
@@ -3001,7 +3006,19 @@
         <w:ind w:leftChars="0"/>
       </w:pPr>
       <w:r>
-        <w:t>Ready list에 running thread보다 높은 priority를 가진 thread가 들어올 경우의 구현 스레드가 생성되거나 수면 상태에서 깨어나 준비 큐에 들어갈 때, 단순히 뒤에 붙이지 않고 list_insert_ordered 함수를 통해 내림차순으로 정렬 삽입하였다. 새로운 스레드가 준비 큐에 추가될 때마다 현재 실행 중인 스레드와 준비 큐의 맨 앞 스레드 수치를 비교하는 자체 제작 검사 함수를 동작시킨다. 만약 준비 큐의 스레드가 더 높다</w:t>
+        <w:t xml:space="preserve">Ready list에 running thread보다 높은 priority를 가진 thread가 들어올 경우의 구현 </w:t>
+      </w:r>
+    </w:p>
+    <w:p>
+      <w:pPr>
+        <w:pStyle w:val="a3"/>
+        <w:ind w:leftChars="0" w:left="760"/>
+      </w:pPr>
+      <w:r>
+        <w:t xml:space="preserve"> </w:t>
+      </w:r>
+      <w:r>
+        <w:t>스레드가 생성되거나 수면 상태에서 깨어나 준비 큐에 들어갈 때, 단순히 뒤에 붙이지 않고 list_insert_ordered 함수를 통해 내림차순으로 정렬 삽입하였다. 새로운 스레드가 준비 큐에 추가될 때마다 현재 실행 중인 스레드와 준비 큐의 맨 앞 스레드 수치를 비교하는 자체 제작 검사 함수를 동작시킨다. 만약 준비 큐의 스레드가 더 높다</w:t>
       </w:r>
       <w:r>
         <w:rPr>
@@ -3010,16 +3027,63 @@
         <w:t>면</w:t>
       </w:r>
       <w:r>
-        <w:t xml:space="preserve"> 즉각적인 선점이 일어나야 한다. 개발 중 외부 인터럽트 컨텍스트 내부에서 직접 제어권을 양보하려 할 때 시스템 커널 패닉이 발생하는 이슈가 있었다. 이는 인터럽트 컨텍스트 여부를 판단하는 자체 내장 함수인 intr_context를 사용하여 상황에 맞게 분기 처리함으로써 해결하였다. 외부 인터럽트 처리 중이라면 인터럽트 반환 시점에 문맥 교환이 일어나도록 예약하는 내장 함수를 호출하고, 일반적인 실행 흐름 중이라면 즉시 양보 함수를 호출하도록 구현하였다.</w:t>
+        <w:t xml:space="preserve"> 즉각적인 선점이 일어나야 한다. </w:t>
       </w:r>
     </w:p>
     <w:p>
       <w:pPr>
         <w:pStyle w:val="a3"/>
         <w:ind w:leftChars="0" w:left="760"/>
-        <w:rPr>
-          <w:rFonts w:hint="eastAsia"/>
-        </w:rPr>
+      </w:pPr>
+      <w:r>
+        <w:rPr>
+          <w:rFonts w:hint="eastAsia"/>
+        </w:rPr>
+        <w:t xml:space="preserve"> </w:t>
+      </w:r>
+      <w:r>
+        <w:t>개발 중 외부 인터럽트 컨텍스트 내부에서 직접 제어권을 양보하려 할 때</w:t>
+      </w:r>
+      <w:r>
+        <w:rPr>
+          <w:rFonts w:hint="eastAsia"/>
+        </w:rPr>
+        <w:t>,</w:t>
+      </w:r>
+      <w:r>
+        <w:t xml:space="preserve"> </w:t>
+      </w:r>
+      <w:r>
+        <w:rPr>
+          <w:rFonts w:hint="eastAsia"/>
+        </w:rPr>
+        <w:t xml:space="preserve">즉 타이머 인터럽트 실행 도중에 </w:t>
+      </w:r>
+      <w:r>
+        <w:t>thread_yield</w:t>
+      </w:r>
+      <w:r>
+        <w:rPr>
+          <w:rFonts w:hint="eastAsia"/>
+        </w:rPr>
+        <w:t>를 호출하는 경우에</w:t>
+      </w:r>
+      <w:r>
+        <w:rPr>
+          <w:rFonts w:hint="eastAsia"/>
+        </w:rPr>
+        <w:t>,</w:t>
+      </w:r>
+      <w:bookmarkStart w:id="0" w:name="_GoBack"/>
+      <w:bookmarkEnd w:id="0"/>
+      <w:r>
+        <w:t xml:space="preserve"> 시스템 커널 패닉이 발생하는 이슈가 있었다. 이는 인터럽트 컨텍스트 여부를 판단하는 자체 내장 함수인 intr_context를 사용하여 상황에 맞게 분기 처리함으로써 해결하였다. 외부 인터럽트 처리 중이라면 인터럽트 반환 시점에 문맥 교환이 일어나도록 예약하는 내장 함수를 호출하고, 일반적인 실행 흐름 중이라면 즉시 양보 함수를 호출하도록 구현하였다.</w:t>
+      </w:r>
+    </w:p>
+    <w:p>
+      <w:pPr>
+        <w:pStyle w:val="a3"/>
+        <w:ind w:leftChars="0" w:left="760"/>
       </w:pPr>
     </w:p>
     <w:p>
@@ -3032,11 +3096,8 @@
         <w:ind w:leftChars="0"/>
       </w:pPr>
       <w:r>
-        <w:t xml:space="preserve">Advanced Scheduler 우선순위 계산에 대한 구현 실수를 처리할 수 없는 커널 환경을 극복하기 위해 비트 연산을 활용한 17.14 포맷 고정 소수점 연산 매크로들을 별도의 자체 제작 헤더 파일로 모듈화하여 구현하였다. 타이머 인터럽트가 발생할 때마다 실행 중인 스레드의 최근 자원 사용량을 정수 단위로 누적시킨다. 매 초마다 자체 제작 함수를 통해 </w:t>
-      </w:r>
-      <w:r>
         <w:lastRenderedPageBreak/>
-        <w:t>준비 큐와 실행 상태의 스레드 개수를 합산하여 시스템 부하 평균을 공식에 따라 재계산하고 이를 바탕</w:t>
+        <w:t>Advanced Scheduler 우선순위 계산에 대한 구현 실수를 처리할 수 없는 커널 환경을 극복하기 위해 비트 연산을 활용한 17.14 포맷 고정 소수점 연산 매크로들을 별도의 자체 제작 헤더 파일로 모듈화하여 구현하였다. 타이머 인터럽트가 발생할 때마다 실행 중인 스레드의 최근 자원 사용량을 정수 단위로 누적시킨다. 매 초마다 자체 제작 함수를 통해 준비 큐와 실행 상태의 스레드 개수를 합산하여 시스템 부하 평균을 공식에 따라 재계산하고 이를 바탕</w:t>
       </w:r>
       <w:r>
         <w:rPr>
@@ -3052,7 +3113,6 @@
       <w:pPr>
         <w:ind w:left="400"/>
         <w:rPr>
-          <w:rFonts w:hint="eastAsia"/>
           <w:b/>
           <w:sz w:val="22"/>
           <w:szCs w:val="24"/>
@@ -3223,7 +3283,6 @@
       <w:pPr>
         <w:ind w:left="400"/>
         <w:rPr>
-          <w:rFonts w:hint="eastAsia"/>
           <w:b/>
           <w:sz w:val="22"/>
           <w:szCs w:val="24"/>
@@ -3244,7 +3303,6 @@
       <w:pPr>
         <w:ind w:left="400"/>
         <w:rPr>
-          <w:rFonts w:hint="eastAsia"/>
           <w:b/>
           <w:sz w:val="22"/>
           <w:szCs w:val="24"/>
@@ -3272,7 +3330,6 @@
           <w:sz w:val="22"/>
           <w:szCs w:val="24"/>
         </w:rPr>
-        <w:lastRenderedPageBreak/>
         <w:t>시험 및 평가 내용</w:t>
       </w:r>
     </w:p>
@@ -3340,13 +3397,13 @@
         <w:pStyle w:val="a3"/>
         <w:ind w:leftChars="0" w:left="760"/>
         <w:rPr>
-          <w:rFonts w:hint="eastAsia"/>
           <w:color w:val="FF0000"/>
           <w:szCs w:val="20"/>
         </w:rPr>
       </w:pPr>
       <w:r>
         <w:rPr>
+          <w:noProof/>
           <w:color w:val="FF0000"/>
           <w:szCs w:val="20"/>
         </w:rPr>
@@ -3393,425 +3450,9 @@
         <w:tabs>
           <w:tab w:val="left" w:pos="1575"/>
         </w:tabs>
-        <w:ind w:firstLineChars="100" w:firstLine="200"/>
-        <w:rPr>
-          <w:szCs w:val="20"/>
-        </w:rPr>
-      </w:pPr>
-      <w:r>
-        <w:rPr>
-          <w:szCs w:val="20"/>
-        </w:rPr>
-        <w:t>### 1. 왜 15만 16번 연속으로 출력될까요?</w:t>
-      </w:r>
-    </w:p>
-    <w:p>
-      <w:pPr>
-        <w:pStyle w:val="a3"/>
-        <w:tabs>
-          <w:tab w:val="left" w:pos="1575"/>
-        </w:tabs>
-        <w:ind w:firstLineChars="100" w:firstLine="200"/>
-        <w:rPr>
-          <w:szCs w:val="20"/>
-        </w:rPr>
-      </w:pPr>
-      <w:r>
-        <w:rPr>
-          <w:szCs w:val="20"/>
-        </w:rPr>
-        <w:t>`priority-lifo.c`의 코드를 뜯어보면, 스레드를 만들 때 우선순위를 다 똑같이 주지 않고 **갈수록 높게** 줍니다.</w:t>
-      </w:r>
-    </w:p>
-    <w:p>
-      <w:pPr>
-        <w:pStyle w:val="a3"/>
-        <w:tabs>
-          <w:tab w:val="left" w:pos="1575"/>
-        </w:tabs>
-        <w:ind w:firstLineChars="100" w:firstLine="200"/>
-        <w:rPr>
-          <w:szCs w:val="20"/>
-        </w:rPr>
-      </w:pPr>
-      <w:r>
-        <w:rPr>
-          <w:szCs w:val="20"/>
-        </w:rPr>
-        <w:t>* 스레드 0: 우선순위 32</w:t>
-      </w:r>
-    </w:p>
-    <w:p>
-      <w:pPr>
-        <w:pStyle w:val="a3"/>
-        <w:tabs>
-          <w:tab w:val="left" w:pos="1575"/>
-        </w:tabs>
-        <w:ind w:firstLineChars="100" w:firstLine="200"/>
-        <w:rPr>
-          <w:szCs w:val="20"/>
-        </w:rPr>
-      </w:pPr>
-      <w:r>
-        <w:rPr>
-          <w:szCs w:val="20"/>
-        </w:rPr>
-        <w:t>* 스레드 1: 우선순위 33</w:t>
-      </w:r>
-    </w:p>
-    <w:p>
-      <w:pPr>
-        <w:pStyle w:val="a3"/>
-        <w:tabs>
-          <w:tab w:val="left" w:pos="1575"/>
-        </w:tabs>
-        <w:ind w:firstLineChars="100" w:firstLine="200"/>
-        <w:rPr>
-          <w:szCs w:val="20"/>
-        </w:rPr>
-      </w:pPr>
-      <w:r>
-        <w:rPr>
-          <w:szCs w:val="20"/>
-        </w:rPr>
-        <w:t>...</w:t>
-      </w:r>
-    </w:p>
-    <w:p>
-      <w:pPr>
-        <w:pStyle w:val="a3"/>
-        <w:tabs>
-          <w:tab w:val="left" w:pos="1575"/>
-        </w:tabs>
-        <w:ind w:firstLineChars="100" w:firstLine="200"/>
-        <w:rPr>
-          <w:szCs w:val="20"/>
-        </w:rPr>
-      </w:pPr>
-      <w:r>
-        <w:rPr>
-          <w:szCs w:val="20"/>
-        </w:rPr>
-        <w:t>* **스레드 15: 우선순위 47 (가장 마지막에 생성됨)**</w:t>
-      </w:r>
-    </w:p>
-    <w:p>
-      <w:pPr>
-        <w:pStyle w:val="a3"/>
-        <w:tabs>
-          <w:tab w:val="left" w:pos="1575"/>
-        </w:tabs>
-        <w:ind w:firstLineChars="100" w:firstLine="200"/>
-        <w:rPr>
-          <w:szCs w:val="20"/>
-        </w:rPr>
-      </w:pPr>
-    </w:p>
-    <w:p>
-      <w:pPr>
-        <w:pStyle w:val="a3"/>
-        <w:tabs>
-          <w:tab w:val="left" w:pos="1575"/>
-        </w:tabs>
-        <w:ind w:firstLineChars="100" w:firstLine="200"/>
-        <w:rPr>
-          <w:szCs w:val="20"/>
-        </w:rPr>
-      </w:pPr>
-      <w:r>
-        <w:rPr>
-          <w:rFonts w:hint="eastAsia"/>
-          <w:szCs w:val="20"/>
-        </w:rPr>
-        <w:t>스레드</w:t>
-      </w:r>
-      <w:r>
-        <w:rPr>
-          <w:szCs w:val="20"/>
-        </w:rPr>
-        <w:t xml:space="preserve"> 15가 실행을 시작해서 한 바퀴 돌고 `thread_yield()`를 호출해서 CPU를 양보하려 합니다. 대기열(Ready Queue)로 들어가긴 하는데... **자기 혼자 우선순위가 47로 압도적 1등**입니다! 스레드 14는 46이니까요.</w:t>
-      </w:r>
-    </w:p>
-    <w:p>
-      <w:pPr>
-        <w:pStyle w:val="a3"/>
-        <w:tabs>
-          <w:tab w:val="left" w:pos="1575"/>
-        </w:tabs>
-        <w:ind w:firstLineChars="100" w:firstLine="200"/>
-        <w:rPr>
-          <w:szCs w:val="20"/>
-        </w:rPr>
-      </w:pPr>
-      <w:r>
-        <w:rPr>
-          <w:rFonts w:hint="eastAsia"/>
-          <w:szCs w:val="20"/>
-        </w:rPr>
-        <w:t>결국</w:t>
-      </w:r>
-      <w:r>
-        <w:rPr>
-          <w:szCs w:val="20"/>
-        </w:rPr>
-        <w:t xml:space="preserve"> 양보하자마자 스케줄러가 "어? 대기열에 47이 있네? 네가 다시 CPU 써!" 하고 스레드 15를 다시 불러버립니다.</w:t>
-      </w:r>
-    </w:p>
-    <w:p>
-      <w:pPr>
-        <w:pStyle w:val="a3"/>
-        <w:tabs>
-          <w:tab w:val="left" w:pos="1575"/>
-        </w:tabs>
-        <w:ind w:firstLineChars="100" w:firstLine="200"/>
-        <w:rPr>
-          <w:szCs w:val="20"/>
-        </w:rPr>
-      </w:pPr>
-      <w:r>
-        <w:rPr>
-          <w:rFonts w:hint="eastAsia"/>
-          <w:szCs w:val="20"/>
-        </w:rPr>
-        <w:t>그래서</w:t>
-      </w:r>
-      <w:r>
-        <w:rPr>
-          <w:szCs w:val="20"/>
-        </w:rPr>
-        <w:t xml:space="preserve"> **스레드 15가 16번을 혼자 다 독식하고 죽을 때까지 다른 애들은 실행조차 못 하는 게 정상(우선순위 스케줄링이 완벽히 작동함)**입니다!</w:t>
-      </w:r>
-    </w:p>
-    <w:p>
-      <w:pPr>
-        <w:pStyle w:val="a3"/>
-        <w:tabs>
-          <w:tab w:val="left" w:pos="1575"/>
-        </w:tabs>
-        <w:ind w:firstLineChars="100" w:firstLine="200"/>
-        <w:rPr>
-          <w:szCs w:val="20"/>
-        </w:rPr>
-      </w:pPr>
-    </w:p>
-    <w:p>
-      <w:pPr>
-        <w:pStyle w:val="a3"/>
-        <w:tabs>
-          <w:tab w:val="left" w:pos="1575"/>
-        </w:tabs>
-        <w:ind w:firstLineChars="100" w:firstLine="200"/>
-        <w:rPr>
-          <w:szCs w:val="20"/>
-        </w:rPr>
-      </w:pPr>
-      <w:r>
-        <w:rPr>
-          <w:szCs w:val="20"/>
-        </w:rPr>
-        <w:t>### 2. 왜 이름이 LIFO일까요?</w:t>
-      </w:r>
-    </w:p>
-    <w:p>
-      <w:pPr>
-        <w:pStyle w:val="a3"/>
-        <w:tabs>
-          <w:tab w:val="left" w:pos="1575"/>
-        </w:tabs>
-        <w:ind w:firstLineChars="100" w:firstLine="200"/>
-        <w:rPr>
-          <w:szCs w:val="20"/>
-        </w:rPr>
-      </w:pPr>
-      <w:r>
-        <w:rPr>
-          <w:rFonts w:hint="eastAsia"/>
-          <w:szCs w:val="20"/>
-        </w:rPr>
-        <w:t>스레드는</w:t>
-      </w:r>
-      <w:r>
-        <w:rPr>
-          <w:szCs w:val="20"/>
-        </w:rPr>
-        <w:t xml:space="preserve"> 0번부터 15번 순서로 생성되었죠? (First-In)</w:t>
-      </w:r>
-    </w:p>
-    <w:p>
-      <w:pPr>
-        <w:pStyle w:val="a3"/>
-        <w:tabs>
-          <w:tab w:val="left" w:pos="1575"/>
-        </w:tabs>
-        <w:ind w:firstLineChars="100" w:firstLine="200"/>
-        <w:rPr>
-          <w:szCs w:val="20"/>
-        </w:rPr>
-      </w:pPr>
-      <w:r>
-        <w:rPr>
-          <w:rFonts w:hint="eastAsia"/>
-          <w:szCs w:val="20"/>
-        </w:rPr>
-        <w:t>하지만</w:t>
-      </w:r>
-      <w:r>
-        <w:rPr>
-          <w:szCs w:val="20"/>
-        </w:rPr>
-        <w:t xml:space="preserve"> 정작 가장 먼저 실행을 끝마치는 건 가장 마지막에 생성된 15번입니다. (Last-In First-Out)</w:t>
-      </w:r>
-    </w:p>
-    <w:p>
-      <w:pPr>
-        <w:pStyle w:val="a3"/>
-        <w:tabs>
-          <w:tab w:val="left" w:pos="1575"/>
-        </w:tabs>
-        <w:ind w:firstLineChars="100" w:firstLine="200"/>
-        <w:rPr>
-          <w:szCs w:val="20"/>
-        </w:rPr>
-      </w:pPr>
-      <w:r>
-        <w:rPr>
-          <w:rFonts w:hint="eastAsia"/>
-          <w:szCs w:val="20"/>
-        </w:rPr>
-        <w:t>그래서</w:t>
-      </w:r>
-      <w:r>
-        <w:rPr>
-          <w:szCs w:val="20"/>
-        </w:rPr>
-        <w:t xml:space="preserve"> 조교님이 이 테스트의 이름을 `priority-lifo`라고 지은 것입니다!</w:t>
-      </w:r>
-    </w:p>
-    <w:p>
-      <w:pPr>
-        <w:pStyle w:val="a3"/>
-        <w:tabs>
-          <w:tab w:val="left" w:pos="1575"/>
-        </w:tabs>
-        <w:ind w:firstLineChars="100" w:firstLine="200"/>
-        <w:rPr>
-          <w:szCs w:val="20"/>
-        </w:rPr>
-      </w:pPr>
-    </w:p>
-    <w:p>
-      <w:pPr>
-        <w:pStyle w:val="a3"/>
-        <w:tabs>
-          <w:tab w:val="left" w:pos="1575"/>
-        </w:tabs>
-        <w:ind w:firstLineChars="100" w:firstLine="200"/>
-        <w:rPr>
-          <w:szCs w:val="20"/>
-        </w:rPr>
-      </w:pPr>
-      <w:r>
-        <w:rPr>
-          <w:szCs w:val="20"/>
-        </w:rPr>
-        <w:t>### 3. 왜 `make check`로 채점이 안 될까요?</w:t>
-      </w:r>
-    </w:p>
-    <w:p>
-      <w:pPr>
-        <w:pStyle w:val="a3"/>
-        <w:tabs>
-          <w:tab w:val="left" w:pos="1575"/>
-        </w:tabs>
-        <w:ind w:firstLineChars="100" w:firstLine="200"/>
-        <w:rPr>
-          <w:szCs w:val="20"/>
-        </w:rPr>
-      </w:pPr>
-      <w:r>
-        <w:rPr>
-          <w:rFonts w:hint="eastAsia"/>
-          <w:szCs w:val="20"/>
-        </w:rPr>
-        <w:t>자동</w:t>
-      </w:r>
-      <w:r>
-        <w:rPr>
-          <w:szCs w:val="20"/>
-        </w:rPr>
-        <w:t xml:space="preserve"> 채점을 하려면 정답지 역할을 하는 `.ck` 확장자 파일이 있어야 하는데, 조교님이 과제 압축 파일(`threads_tests.tar`)을 만들 때 실수로 `priority-lifo.ck` 파일을 빼먹고 안 넣었습니다. (제가 폴더를 확인해 봤는데 진짜로 없습니다 ㅋㅋㅋ)</w:t>
-      </w:r>
-    </w:p>
-    <w:p>
-      <w:pPr>
-        <w:pStyle w:val="a3"/>
-        <w:tabs>
-          <w:tab w:val="left" w:pos="1575"/>
-        </w:tabs>
-        <w:ind w:firstLineChars="100" w:firstLine="200"/>
-        <w:rPr>
-          <w:szCs w:val="20"/>
-        </w:rPr>
-      </w:pPr>
-      <w:r>
-        <w:rPr>
-          <w:rFonts w:hint="eastAsia"/>
-          <w:szCs w:val="20"/>
-        </w:rPr>
-        <w:t>그래서</w:t>
-      </w:r>
-      <w:r>
-        <w:rPr>
-          <w:szCs w:val="20"/>
-        </w:rPr>
-        <w:t xml:space="preserve"> 44페이지 설명에 **"make check로는 안 되니까, 직접 명령어로 실행해서 결과가 제대로 나오는지 눈으로 분석해라"**라고 적어둔 것입니다. </w:t>
-      </w:r>
-    </w:p>
-    <w:p>
-      <w:pPr>
-        <w:pStyle w:val="a3"/>
-        <w:tabs>
-          <w:tab w:val="left" w:pos="1575"/>
-        </w:tabs>
-        <w:ind w:firstLineChars="100" w:firstLine="200"/>
-        <w:rPr>
-          <w:szCs w:val="20"/>
-        </w:rPr>
-      </w:pPr>
-    </w:p>
-    <w:p>
-      <w:pPr>
-        <w:pStyle w:val="a3"/>
-        <w:tabs>
-          <w:tab w:val="left" w:pos="1575"/>
-        </w:tabs>
-        <w:ind w:firstLineChars="100" w:firstLine="200"/>
-        <w:rPr>
-          <w:szCs w:val="20"/>
-        </w:rPr>
-      </w:pPr>
-      <w:r>
-        <w:rPr>
-          <w:rFonts w:hint="eastAsia"/>
-          <w:szCs w:val="20"/>
-        </w:rPr>
-        <w:t>결과적으로</w:t>
-      </w:r>
-      <w:r>
-        <w:rPr>
-          <w:szCs w:val="20"/>
-        </w:rPr>
-        <w:t xml:space="preserve">, 회원님의 결과 창은 **"우선순위 스케줄링이 추호의 오차도 없이 완벽하게 작동하고 있다"**는 것을 증명하는 완벽한 출력입니다! </w:t>
-      </w:r>
-    </w:p>
-    <w:p>
-      <w:pPr>
-        <w:pStyle w:val="a3"/>
-        <w:tabs>
-          <w:tab w:val="left" w:pos="1575"/>
-        </w:tabs>
-        <w:ind w:firstLineChars="100" w:firstLine="200"/>
-        <w:rPr>
+        <w:ind w:leftChars="0" w:left="760" w:firstLineChars="100" w:firstLine="200"/>
+        <w:rPr>
+          <w:color w:val="0070C0"/>
           <w:szCs w:val="20"/>
         </w:rPr>
       </w:pPr>
@@ -3824,29 +3465,10 @@
         </w:tabs>
         <w:ind w:leftChars="0" w:left="760" w:firstLineChars="100" w:firstLine="200"/>
         <w:rPr>
-          <w:szCs w:val="20"/>
-        </w:rPr>
-      </w:pPr>
-      <w:r>
-        <w:rPr>
-          <w:rFonts w:hint="eastAsia"/>
-          <w:szCs w:val="20"/>
-        </w:rPr>
-        <w:t>모든</w:t>
-      </w:r>
-      <w:r>
-        <w:rPr>
-          <w:szCs w:val="20"/>
-        </w:rPr>
-        <w:t xml:space="preserve"> 수수께끼가 다 풀렸네요. 이로써 과제 2의 모든 구현과 검증이 100% 끝났습니다!! 정말정말 고생 많으셨습니다! </w:t>
-      </w:r>
-      <w:r>
-        <w:rPr>
-          <w:rFonts w:ascii="Segoe UI Symbol" w:hAnsi="Segoe UI Symbol" w:cs="Segoe UI Symbol"/>
-          <w:szCs w:val="20"/>
-        </w:rPr>
-        <w:t>🍻</w:t>
-      </w:r>
+          <w:color w:val="0070C0"/>
+          <w:szCs w:val="20"/>
+        </w:rPr>
+      </w:pPr>
     </w:p>
     <w:p>
       <w:pPr>
@@ -3948,6 +3570,45 @@
         <w:ind w:leftChars="0" w:left="760" w:firstLineChars="100" w:firstLine="200"/>
         <w:rPr>
           <w:rFonts w:hint="eastAsia"/>
+          <w:color w:val="0070C0"/>
+          <w:szCs w:val="20"/>
+        </w:rPr>
+      </w:pPr>
+    </w:p>
+    <w:p>
+      <w:pPr>
+        <w:pStyle w:val="a3"/>
+        <w:tabs>
+          <w:tab w:val="left" w:pos="1575"/>
+        </w:tabs>
+        <w:ind w:leftChars="0" w:left="760" w:firstLineChars="100" w:firstLine="200"/>
+        <w:rPr>
+          <w:color w:val="0070C0"/>
+          <w:szCs w:val="20"/>
+        </w:rPr>
+      </w:pPr>
+    </w:p>
+    <w:p>
+      <w:pPr>
+        <w:pStyle w:val="a3"/>
+        <w:tabs>
+          <w:tab w:val="left" w:pos="1575"/>
+        </w:tabs>
+        <w:ind w:leftChars="0" w:left="760" w:firstLineChars="100" w:firstLine="200"/>
+        <w:rPr>
+          <w:color w:val="0070C0"/>
+          <w:szCs w:val="20"/>
+        </w:rPr>
+      </w:pPr>
+    </w:p>
+    <w:p>
+      <w:pPr>
+        <w:pStyle w:val="a3"/>
+        <w:tabs>
+          <w:tab w:val="left" w:pos="1575"/>
+        </w:tabs>
+        <w:ind w:leftChars="0" w:left="760" w:firstLineChars="100" w:firstLine="200"/>
+        <w:rPr>
           <w:color w:val="0070C0"/>
           <w:szCs w:val="20"/>
         </w:rPr>
@@ -3972,7 +3633,6 @@
           <w:color w:val="0070C0"/>
           <w:szCs w:val="20"/>
         </w:rPr>
-        <w:lastRenderedPageBreak/>
         <w:t>m</w:t>
       </w:r>
       <w:r>
@@ -4012,6 +3672,7 @@
       </w:pPr>
       <w:r>
         <w:rPr>
+          <w:noProof/>
           <w:color w:val="0070C0"/>
           <w:szCs w:val="20"/>
         </w:rPr>
@@ -4063,6 +3724,7 @@
       </w:pPr>
       <w:r>
         <w:rPr>
+          <w:noProof/>
           <w:color w:val="0070C0"/>
           <w:szCs w:val="20"/>
         </w:rPr>
@@ -4118,7 +3780,6 @@
         <w:pStyle w:val="a3"/>
         <w:ind w:leftChars="0" w:left="760"/>
         <w:rPr>
-          <w:rFonts w:hint="eastAsia"/>
           <w:color w:val="0070C0"/>
           <w:szCs w:val="20"/>
         </w:rPr>
